--- a/Fase 1 Planeacion.docx
+++ b/Fase 1 Planeacion.docx
@@ -6,13 +6,11 @@
       <w:pPr>
         <w:rPr>
           <w:rFonts w:hint="default"/>
-          <w:lang/>
-        </w:rPr>
-      </w:pPr>
-      <w:r>
-        <w:rPr>
-          <w:rFonts w:hint="default"/>
-          <w:lang/>
+        </w:rPr>
+      </w:pPr>
+      <w:r>
+        <w:rPr>
+          <w:rFonts w:hint="default"/>
         </w:rPr>
         <w:t>Fase 1 Planeacion (Esta edicion estara echa en Inteligencia artifical).</w:t>
       </w:r>
@@ -21,29 +19,25 @@
       <w:pPr>
         <w:rPr>
           <w:rFonts w:hint="default"/>
-          <w:lang/>
-        </w:rPr>
-      </w:pPr>
-    </w:p>
-    <w:p>
-      <w:pPr>
-        <w:rPr>
-          <w:rFonts w:hint="default"/>
-          <w:lang/>
-        </w:rPr>
-      </w:pPr>
-    </w:p>
-    <w:p>
-      <w:pPr>
-        <w:rPr>
-          <w:rFonts w:hint="default"/>
-          <w:lang/>
-        </w:rPr>
-      </w:pPr>
-      <w:r>
-        <w:rPr>
-          <w:rFonts w:hint="default"/>
-          <w:lang/>
+        </w:rPr>
+      </w:pPr>
+    </w:p>
+    <w:p>
+      <w:pPr>
+        <w:rPr>
+          <w:rFonts w:hint="default"/>
+        </w:rPr>
+      </w:pPr>
+    </w:p>
+    <w:p>
+      <w:pPr>
+        <w:rPr>
+          <w:rFonts w:hint="default"/>
+        </w:rPr>
+      </w:pPr>
+      <w:r>
+        <w:rPr>
+          <w:rFonts w:hint="default"/>
         </w:rPr>
         <w:t>Sesion primera</w:t>
       </w:r>
@@ -52,13 +46,11 @@
       <w:pPr>
         <w:rPr>
           <w:rFonts w:hint="default"/>
-          <w:lang/>
-        </w:rPr>
-      </w:pPr>
-      <w:r>
-        <w:rPr>
-          <w:rFonts w:hint="default"/>
-          <w:lang/>
+        </w:rPr>
+      </w:pPr>
+      <w:r>
+        <w:rPr>
+          <w:rFonts w:hint="default"/>
         </w:rPr>
         <w:t>El produc Manager no realiza una preguntas, antes de comenzar.</w:t>
       </w:r>
@@ -67,7 +59,6 @@
       <w:pPr>
         <w:rPr>
           <w:rFonts w:hint="default"/>
-          <w:lang/>
         </w:rPr>
       </w:pPr>
     </w:p>
@@ -122,13 +113,11 @@
       <w:pPr>
         <w:rPr>
           <w:rFonts w:hint="default"/>
-          <w:lang/>
-        </w:rPr>
-      </w:pPr>
-      <w:r>
-        <w:rPr>
-          <w:rFonts w:hint="default"/>
-          <w:lang/>
+        </w:rPr>
+      </w:pPr>
+      <w:r>
+        <w:rPr>
+          <w:rFonts w:hint="default"/>
         </w:rPr>
         <w:t>Pregunta 1 - El problema central.</w:t>
       </w:r>
@@ -137,13 +126,11 @@
       <w:pPr>
         <w:rPr>
           <w:rFonts w:hint="default"/>
-          <w:lang/>
-        </w:rPr>
-      </w:pPr>
-      <w:r>
-        <w:rPr>
-          <w:rFonts w:hint="default"/>
-          <w:lang/>
+        </w:rPr>
+      </w:pPr>
+      <w:r>
+        <w:rPr>
+          <w:rFonts w:hint="default"/>
         </w:rPr>
         <w:t>¿Que esta pasando hoy en tu empresa u organizacion que hace necesario el software?</w:t>
       </w:r>
@@ -152,7 +139,6 @@
       <w:pPr>
         <w:rPr>
           <w:rFonts w:hint="default"/>
-          <w:lang/>
         </w:rPr>
       </w:pPr>
     </w:p>
@@ -167,7 +153,6 @@
       <w:r>
         <w:rPr>
           <w:rFonts w:hint="default"/>
-          <w:lang/>
         </w:rPr>
         <w:t>yo :</w:t>
       </w:r>
@@ -179,21 +164,18 @@
       <w:pPr>
         <w:rPr>
           <w:rFonts w:hint="default"/>
-          <w:lang/>
-        </w:rPr>
-      </w:pPr>
-    </w:p>
-    <w:p>
-      <w:pPr>
-        <w:rPr>
-          <w:rFonts w:hint="default"/>
-          <w:lang/>
-        </w:rPr>
-      </w:pPr>
-      <w:r>
-        <w:rPr>
-          <w:rFonts w:hint="default"/>
-          <w:lang/>
+        </w:rPr>
+      </w:pPr>
+    </w:p>
+    <w:p>
+      <w:pPr>
+        <w:rPr>
+          <w:rFonts w:hint="default"/>
+        </w:rPr>
+      </w:pPr>
+      <w:r>
+        <w:rPr>
+          <w:rFonts w:hint="default"/>
         </w:rPr>
         <w:t>Product Manger</w:t>
       </w:r>
@@ -304,13 +286,11 @@
       <w:pPr>
         <w:rPr>
           <w:rFonts w:hint="default"/>
-          <w:lang/>
-        </w:rPr>
-      </w:pPr>
-      <w:r>
-        <w:rPr>
-          <w:rFonts w:hint="default"/>
-          <w:lang/>
+        </w:rPr>
+      </w:pPr>
+      <w:r>
+        <w:rPr>
+          <w:rFonts w:hint="default"/>
         </w:rPr>
         <w:t>Pregunta 2 - El usuario final</w:t>
       </w:r>
@@ -319,13 +299,11 @@
       <w:pPr>
         <w:rPr>
           <w:rFonts w:hint="default"/>
-          <w:lang/>
-        </w:rPr>
-      </w:pPr>
-      <w:r>
-        <w:rPr>
-          <w:rFonts w:hint="default"/>
-          <w:lang/>
+        </w:rPr>
+      </w:pPr>
+      <w:r>
+        <w:rPr>
+          <w:rFonts w:hint="default"/>
         </w:rPr>
         <w:t>¿Quien es la persona que va a usar la app Android en su dia dia?</w:t>
       </w:r>
@@ -334,21 +312,18 @@
       <w:pPr>
         <w:rPr>
           <w:rFonts w:hint="default"/>
-          <w:lang/>
-        </w:rPr>
-      </w:pPr>
-    </w:p>
-    <w:p>
-      <w:pPr>
-        <w:rPr>
-          <w:rFonts w:hint="default"/>
-          <w:lang/>
-        </w:rPr>
-      </w:pPr>
-      <w:r>
-        <w:rPr>
-          <w:rFonts w:hint="default"/>
-          <w:lang/>
+        </w:rPr>
+      </w:pPr>
+    </w:p>
+    <w:p>
+      <w:pPr>
+        <w:rPr>
+          <w:rFonts w:hint="default"/>
+        </w:rPr>
+      </w:pPr>
+      <w:r>
+        <w:rPr>
+          <w:rFonts w:hint="default"/>
         </w:rPr>
         <w:t>Necesito entender su perfil por que eso define como debe comportarse el sistema funcionalmente.</w:t>
       </w:r>
@@ -357,15 +332,13 @@
       <w:pPr>
         <w:rPr>
           <w:rFonts w:hint="default"/>
-          <w:lang/>
-        </w:rPr>
-      </w:pPr>
-    </w:p>
-    <w:p>
-      <w:r>
-        <w:rPr>
-          <w:rFonts w:hint="default"/>
-          <w:lang/>
+        </w:rPr>
+      </w:pPr>
+    </w:p>
+    <w:p>
+      <w:r>
+        <w:rPr>
+          <w:rFonts w:hint="default"/>
         </w:rPr>
         <w:t xml:space="preserve">yo: </w:t>
       </w:r>
@@ -413,13 +386,11 @@
       <w:pPr>
         <w:rPr>
           <w:rFonts w:hint="default"/>
-          <w:lang/>
-        </w:rPr>
-      </w:pPr>
-      <w:r>
-        <w:rPr>
-          <w:rFonts w:hint="default"/>
-          <w:lang/>
+        </w:rPr>
+      </w:pPr>
+      <w:r>
+        <w:rPr>
+          <w:rFonts w:hint="default"/>
         </w:rPr>
         <w:t>PM:</w:t>
       </w:r>
@@ -428,7 +399,6 @@
       <w:pPr>
         <w:rPr>
           <w:rFonts w:hint="default"/>
-          <w:lang/>
         </w:rPr>
       </w:pPr>
     </w:p>
@@ -488,7 +458,6 @@
         <w:ind w:left="0" w:right="0"/>
         <w:rPr>
           <w:rFonts w:hint="default"/>
-          <w:lang/>
         </w:rPr>
       </w:pPr>
     </w:p>
@@ -503,7 +472,6 @@
         <w:ind w:left="0" w:right="0"/>
         <w:rPr>
           <w:rFonts w:hint="default"/>
-          <w:lang/>
         </w:rPr>
       </w:pPr>
     </w:p>
@@ -518,7 +486,6 @@
         <w:ind w:left="0" w:right="0"/>
         <w:rPr>
           <w:rFonts w:hint="default"/>
-          <w:lang/>
         </w:rPr>
       </w:pPr>
     </w:p>
@@ -533,7 +500,6 @@
         <w:ind w:left="0" w:right="0"/>
         <w:rPr>
           <w:rFonts w:hint="default"/>
-          <w:lang/>
         </w:rPr>
       </w:pPr>
     </w:p>
@@ -548,24 +514,13 @@
         <w:ind w:left="0" w:right="0"/>
         <w:rPr>
           <w:rFonts w:hint="default"/>
-          <w:lang/>
-        </w:rPr>
-      </w:pPr>
-      <w:r>
-        <w:rPr>
-          <w:rFonts w:hint="default"/>
-          <w:lang/>
-        </w:rPr>
-        <w:t>Pixel bait</w:t>
-      </w:r>
-      <w:bookmarkStart w:id="0" w:name="_GoBack"/>
-      <w:bookmarkEnd w:id="0"/>
-      <w:r>
-        <w:rPr>
-          <w:rFonts w:hint="default"/>
-          <w:lang/>
-        </w:rPr>
-        <w:t>:</w:t>
+        </w:rPr>
+      </w:pPr>
+      <w:r>
+        <w:rPr>
+          <w:rFonts w:hint="default"/>
+        </w:rPr>
+        <w:t>Pixel bait:</w:t>
       </w:r>
     </w:p>
     <w:p>
@@ -601,7 +556,6 @@
       <w:r>
         <w:rPr>
           <w:rFonts w:hint="default"/>
-          <w:lang/>
         </w:rPr>
         <w:t>Es una app que pedira permisos al usuario para acceder a la capara , la app no solo podra analizar los QR si no links maliciosos, cuando se analice el qr o link se mostrara con los datos del link o QR escaniado , indicando con dos botones boton uno cacelar boton 2 acceder con mi consetimiento.</w:t>
       </w:r>
@@ -639,7 +593,6 @@
       <w:r>
         <w:rPr>
           <w:rFonts w:hint="default"/>
-          <w:lang/>
         </w:rPr>
         <w:t xml:space="preserve">Correcto  indicar ese tipo de nivel </w:t>
       </w:r>
@@ -649,7 +602,6 @@
       <w:r>
         <w:rPr>
           <w:rFonts w:hint="default"/>
-          <w:lang/>
         </w:rPr>
         <w:t xml:space="preserve"> si el tipico mapa de color verde/ amarillo / rojo</w:t>
       </w:r>
@@ -687,7 +639,6 @@
       <w:r>
         <w:rPr>
           <w:rFonts w:hint="default"/>
-          <w:lang/>
         </w:rPr>
         <w:t>Que el usuario decida continuar</w:t>
       </w:r>
@@ -725,7 +676,6 @@
       <w:r>
         <w:rPr>
           <w:rFonts w:hint="default"/>
-          <w:lang/>
         </w:rPr>
         <w:t>si se guardaran tendran un periodo de medio de una semana para eliminar el  historial de forma automatica</w:t>
       </w:r>
@@ -734,9 +684,169 @@
       <w:pPr>
         <w:rPr>
           <w:rFonts w:hint="default"/>
-          <w:lang/>
-        </w:rPr>
-      </w:pPr>
+        </w:rPr>
+      </w:pPr>
+    </w:p>
+    <w:p>
+      <w:r>
+        <w:drawing>
+          <wp:inline distT="0" distB="0" distL="114300" distR="114300">
+            <wp:extent cx="5266690" cy="2021205"/>
+            <wp:effectExtent l="0" t="0" r="10160" b="17145"/>
+            <wp:docPr id="2" name="Picture 1"/>
+            <wp:cNvGraphicFramePr>
+              <a:graphicFrameLocks xmlns:a="http://schemas.openxmlformats.org/drawingml/2006/main" noChangeAspect="1"/>
+            </wp:cNvGraphicFramePr>
+            <a:graphic xmlns:a="http://schemas.openxmlformats.org/drawingml/2006/main">
+              <a:graphicData uri="http://schemas.openxmlformats.org/drawingml/2006/picture">
+                <pic:pic xmlns:pic="http://schemas.openxmlformats.org/drawingml/2006/picture">
+                  <pic:nvPicPr>
+                    <pic:cNvPr id="2" name="Picture 1"/>
+                    <pic:cNvPicPr>
+                      <a:picLocks noChangeAspect="1"/>
+                    </pic:cNvPicPr>
+                  </pic:nvPicPr>
+                  <pic:blipFill>
+                    <a:blip r:embed="rId5"/>
+                    <a:stretch>
+                      <a:fillRect/>
+                    </a:stretch>
+                  </pic:blipFill>
+                  <pic:spPr>
+                    <a:xfrm>
+                      <a:off x="0" y="0"/>
+                      <a:ext cx="5266690" cy="2021205"/>
+                    </a:xfrm>
+                    <a:prstGeom prst="rect">
+                      <a:avLst/>
+                    </a:prstGeom>
+                    <a:noFill/>
+                    <a:ln>
+                      <a:noFill/>
+                    </a:ln>
+                  </pic:spPr>
+                </pic:pic>
+              </a:graphicData>
+            </a:graphic>
+          </wp:inline>
+        </w:drawing>
+      </w:r>
+    </w:p>
+    <w:p/>
+    <w:p>
+      <w:r>
+        <w:drawing>
+          <wp:inline distT="0" distB="0" distL="114300" distR="114300">
+            <wp:extent cx="5271770" cy="2017395"/>
+            <wp:effectExtent l="0" t="0" r="5080" b="1905"/>
+            <wp:docPr id="3" name="Picture 2"/>
+            <wp:cNvGraphicFramePr>
+              <a:graphicFrameLocks xmlns:a="http://schemas.openxmlformats.org/drawingml/2006/main" noChangeAspect="1"/>
+            </wp:cNvGraphicFramePr>
+            <a:graphic xmlns:a="http://schemas.openxmlformats.org/drawingml/2006/main">
+              <a:graphicData uri="http://schemas.openxmlformats.org/drawingml/2006/picture">
+                <pic:pic xmlns:pic="http://schemas.openxmlformats.org/drawingml/2006/picture">
+                  <pic:nvPicPr>
+                    <pic:cNvPr id="3" name="Picture 2"/>
+                    <pic:cNvPicPr>
+                      <a:picLocks noChangeAspect="1"/>
+                    </pic:cNvPicPr>
+                  </pic:nvPicPr>
+                  <pic:blipFill>
+                    <a:blip r:embed="rId6"/>
+                    <a:stretch>
+                      <a:fillRect/>
+                    </a:stretch>
+                  </pic:blipFill>
+                  <pic:spPr>
+                    <a:xfrm>
+                      <a:off x="0" y="0"/>
+                      <a:ext cx="5271770" cy="2017395"/>
+                    </a:xfrm>
+                    <a:prstGeom prst="rect">
+                      <a:avLst/>
+                    </a:prstGeom>
+                    <a:noFill/>
+                    <a:ln>
+                      <a:noFill/>
+                    </a:ln>
+                  </pic:spPr>
+                </pic:pic>
+              </a:graphicData>
+            </a:graphic>
+          </wp:inline>
+        </w:drawing>
+      </w:r>
+    </w:p>
+    <w:p/>
+    <w:p>
+      <w:pPr>
+        <w:rPr>
+          <w:rFonts w:hint="default"/>
+        </w:rPr>
+      </w:pPr>
+      <w:r>
+        <w:rPr>
+          <w:rFonts w:hint="default"/>
+        </w:rPr>
+        <w:br w:type="page"/>
+      </w:r>
+    </w:p>
+    <w:p>
+      <w:r>
+        <w:drawing>
+          <wp:inline distT="0" distB="0" distL="114300" distR="114300">
+            <wp:extent cx="5267325" cy="1999615"/>
+            <wp:effectExtent l="0" t="0" r="9525" b="635"/>
+            <wp:docPr id="4" name="Picture 3"/>
+            <wp:cNvGraphicFramePr>
+              <a:graphicFrameLocks xmlns:a="http://schemas.openxmlformats.org/drawingml/2006/main" noChangeAspect="1"/>
+            </wp:cNvGraphicFramePr>
+            <a:graphic xmlns:a="http://schemas.openxmlformats.org/drawingml/2006/main">
+              <a:graphicData uri="http://schemas.openxmlformats.org/drawingml/2006/picture">
+                <pic:pic xmlns:pic="http://schemas.openxmlformats.org/drawingml/2006/picture">
+                  <pic:nvPicPr>
+                    <pic:cNvPr id="4" name="Picture 3"/>
+                    <pic:cNvPicPr>
+                      <a:picLocks noChangeAspect="1"/>
+                    </pic:cNvPicPr>
+                  </pic:nvPicPr>
+                  <pic:blipFill>
+                    <a:blip r:embed="rId7"/>
+                    <a:stretch>
+                      <a:fillRect/>
+                    </a:stretch>
+                  </pic:blipFill>
+                  <pic:spPr>
+                    <a:xfrm>
+                      <a:off x="0" y="0"/>
+                      <a:ext cx="5267325" cy="1999615"/>
+                    </a:xfrm>
+                    <a:prstGeom prst="rect">
+                      <a:avLst/>
+                    </a:prstGeom>
+                    <a:noFill/>
+                    <a:ln>
+                      <a:noFill/>
+                    </a:ln>
+                  </pic:spPr>
+                </pic:pic>
+              </a:graphicData>
+            </a:graphic>
+          </wp:inline>
+        </w:drawing>
+      </w:r>
+    </w:p>
+    <w:p/>
+    <w:p/>
+    <w:p>
+      <w:pPr>
+        <w:rPr>
+          <w:rFonts w:hint="default"/>
+        </w:rPr>
+      </w:pPr>
+      <w:bookmarkStart w:id="0" w:name="_GoBack"/>
+      <w:bookmarkEnd w:id="0"/>
     </w:p>
     <w:sectPr>
       <w:pgSz w:w="11906" w:h="16838"/>
@@ -1160,7 +1270,7 @@
     <w:lsdException w:unhideWhenUsed="0" w:uiPriority="0" w:semiHidden="0" w:name="Document Map"/>
     <w:lsdException w:unhideWhenUsed="0" w:uiPriority="0" w:semiHidden="0" w:name="Plain Text"/>
     <w:lsdException w:unhideWhenUsed="0" w:uiPriority="0" w:semiHidden="0" w:name="E-mail Signature"/>
-    <w:lsdException w:unhideWhenUsed="0" w:uiPriority="0" w:semiHidden="0" w:name="Normal (Web)"/>
+    <w:lsdException w:qFormat="1" w:unhideWhenUsed="0" w:uiPriority="0" w:semiHidden="0" w:name="Normal (Web)"/>
     <w:lsdException w:unhideWhenUsed="0" w:uiPriority="0" w:semiHidden="0" w:name="HTML Acronym"/>
     <w:lsdException w:unhideWhenUsed="0" w:uiPriority="0" w:semiHidden="0" w:name="HTML Address"/>
     <w:lsdException w:unhideWhenUsed="0" w:uiPriority="0" w:semiHidden="0" w:name="HTML Cite"/>
@@ -1348,6 +1458,7 @@
   </w:style>
   <w:style w:type="paragraph" w:styleId="4">
     <w:name w:val="Normal (Web)"/>
+    <w:qFormat/>
     <w:uiPriority w:val="0"/>
     <w:pPr>
       <w:spacing w:before="0" w:beforeAutospacing="1" w:after="0" w:afterAutospacing="1"/>
@@ -1355,6 +1466,7 @@
       <w:jc w:val="left"/>
     </w:pPr>
     <w:rPr>
+      <w:rFonts w:ascii="Times New Roman" w:hAnsi="Times New Roman" w:eastAsia="SimSun" w:cs="Times New Roman"/>
       <w:kern w:val="0"/>
       <w:sz w:val="24"/>
       <w:szCs w:val="24"/>
